--- a/Raport_Tehnic Text_Region_Detection.docx
+++ b/Raport_Tehnic Text_Region_Detection.docx
@@ -99,7 +99,23 @@
         <w:t>:</w:t>
       </w:r>
       <w:r>
-        <w:t xml:space="preserve"> Hulpuș Ștefania – Claudia </w:t>
+        <w:t xml:space="preserve"> </w:t>
+      </w:r>
+      <w:proofErr w:type="spellStart"/>
+      <w:r>
+        <w:t>Hulpuș</w:t>
+      </w:r>
+      <w:proofErr w:type="spellEnd"/>
+      <w:r>
+        <w:t xml:space="preserve"> </w:t>
+      </w:r>
+      <w:proofErr w:type="spellStart"/>
+      <w:r>
+        <w:t>Ștefania</w:t>
+      </w:r>
+      <w:proofErr w:type="spellEnd"/>
+      <w:r>
+        <w:t xml:space="preserve"> – Claudia </w:t>
       </w:r>
       <w:r>
         <w:rPr>
@@ -169,6 +185,7 @@
         </w:rPr>
         <w:tab/>
       </w:r>
+      <w:proofErr w:type="spellStart"/>
       <w:r>
         <w:rPr>
           <w:b/>
@@ -176,14 +193,24 @@
         </w:rPr>
         <w:t>Dezvoltator</w:t>
       </w:r>
+      <w:proofErr w:type="spellEnd"/>
       <w:r>
         <w:t>:</w:t>
       </w:r>
       <w:r>
         <w:t xml:space="preserve"> </w:t>
       </w:r>
-      <w:r>
-        <w:t>Gheban Bogdan – George</w:t>
+      <w:proofErr w:type="spellStart"/>
+      <w:r>
+        <w:t>Gheban</w:t>
+      </w:r>
+      <w:proofErr w:type="spellEnd"/>
+      <w:r>
+        <w:t xml:space="preserve"> Bogdan – </w:t>
+      </w:r>
+      <w:proofErr w:type="gramStart"/>
+      <w:r>
+        <w:t>George</w:t>
       </w:r>
       <w:r>
         <w:rPr>
@@ -192,6 +219,7 @@
         </w:rPr>
         <w:t>(</w:t>
       </w:r>
+      <w:proofErr w:type="gramEnd"/>
       <w:r>
         <w:rPr>
           <w:i/>
@@ -242,10 +270,26 @@
           <w:bCs/>
         </w:rPr>
         <w:tab/>
+      </w:r>
+      <w:proofErr w:type="spellStart"/>
+      <w:r>
+        <w:rPr>
+          <w:b/>
+          <w:bCs/>
+        </w:rPr>
         <w:t>Dezvoltator</w:t>
       </w:r>
-      <w:r>
-        <w:t xml:space="preserve">: Hordoan Darius Marian </w:t>
+      <w:proofErr w:type="spellEnd"/>
+      <w:r>
+        <w:t xml:space="preserve">: </w:t>
+      </w:r>
+      <w:proofErr w:type="spellStart"/>
+      <w:r>
+        <w:t>Hordoan</w:t>
+      </w:r>
+      <w:proofErr w:type="spellEnd"/>
+      <w:r>
+        <w:t xml:space="preserve"> Darius Marian </w:t>
       </w:r>
       <w:r>
         <w:rPr>
@@ -470,7 +514,43 @@
         <w:rPr>
           <w:lang w:val="ro-RO"/>
         </w:rPr>
-        <w:t>Metoda clasică implementată folosește algoritmul MSER (Maximally Stable Extremal Regions) combinat cu filtrări geometrice și evaluarea variației grosimii (Stroke Width). [] Pentru evaluarea</w:t>
+        <w:t>Metoda clasică implementată folosește algoritmul MSER (Maximally Stable Extremal Regions)</w:t>
+      </w:r>
+      <w:r>
+        <w:rPr>
+          <w:lang w:val="ro-RO"/>
+        </w:rPr>
+        <w:t xml:space="preserve"> [1][2][3]</w:t>
+      </w:r>
+      <w:r>
+        <w:rPr>
+          <w:lang w:val="ro-RO"/>
+        </w:rPr>
+        <w:t xml:space="preserve"> combinat cu filtrări geometrice și evaluarea variației grosimii (Stroke Width)[</w:t>
+      </w:r>
+      <w:r>
+        <w:rPr>
+          <w:lang w:val="ro-RO"/>
+        </w:rPr>
+        <w:t>4</w:t>
+      </w:r>
+      <w:r>
+        <w:rPr>
+          <w:lang w:val="ro-RO"/>
+        </w:rPr>
+        <w:t>]</w:t>
+      </w:r>
+      <w:r>
+        <w:rPr>
+          <w:lang w:val="ro-RO"/>
+        </w:rPr>
+        <w:t>.</w:t>
+      </w:r>
+      <w:r>
+        <w:rPr>
+          <w:lang w:val="ro-RO"/>
+        </w:rPr>
+        <w:t xml:space="preserve"> Pentru evaluarea</w:t>
       </w:r>
       <w:r>
         <w:rPr>
@@ -488,7 +568,19 @@
         <w:rPr>
           <w:lang w:val="ro-RO"/>
         </w:rPr>
-        <w:t xml:space="preserve">s-au utilizat imagini digitale clasice cu text, dar si setul de date ICDAR 2015 pentru testarea viabilității algoritmului pe </w:t>
+        <w:t>s-au utilizat imagini digitale clasice cu text, dar si setul de date ICDAR 2015</w:t>
+      </w:r>
+      <w:r>
+        <w:rPr>
+          <w:lang w:val="ro-RO"/>
+        </w:rPr>
+        <w:t xml:space="preserve"> [4]</w:t>
+      </w:r>
+      <w:r>
+        <w:rPr>
+          <w:lang w:val="ro-RO"/>
+        </w:rPr>
+        <w:t xml:space="preserve"> pentru testarea viabilității algoritmului pe </w:t>
       </w:r>
       <w:r>
         <w:rPr>
@@ -979,7 +1071,19 @@
         <w:rPr>
           <w:lang w:val="ro-RO"/>
         </w:rPr>
-        <w:t xml:space="preserve"> susținut de tehnici avansate de filtrare.</w:t>
+        <w:t xml:space="preserve"> susținut de tehnici avansate de filtrare</w:t>
+      </w:r>
+      <w:r>
+        <w:rPr>
+          <w:lang w:val="ro-RO"/>
+        </w:rPr>
+        <w:t xml:space="preserve"> [3]</w:t>
+      </w:r>
+      <w:r>
+        <w:rPr>
+          <w:lang w:val="ro-RO"/>
+        </w:rPr>
+        <w:t>.</w:t>
       </w:r>
       <w:r>
         <w:rPr>
@@ -1040,7 +1144,19 @@
         <w:rPr>
           <w:lang w:val="ro-RO"/>
         </w:rPr>
-        <w:t xml:space="preserve"> „Regiuni Extremale” (Extremal Regions). </w:t>
+        <w:t xml:space="preserve"> „Regiuni Extremale” (Extremal Regions)</w:t>
+      </w:r>
+      <w:r>
+        <w:rPr>
+          <w:lang w:val="ro-RO"/>
+        </w:rPr>
+        <w:t xml:space="preserve"> [1]</w:t>
+      </w:r>
+      <w:r>
+        <w:rPr>
+          <w:lang w:val="ro-RO"/>
+        </w:rPr>
+        <w:t xml:space="preserve">. </w:t>
       </w:r>
     </w:p>
     <w:p>
@@ -1313,6 +1429,12 @@
           <w:lang w:val="ro-RO"/>
         </w:rPr>
         <w:t>i pe granița sa exterioară</w:t>
+      </w:r>
+      <w:r>
+        <w:rPr>
+          <w:lang w:val="ro-RO"/>
+        </w:rPr>
+        <w:t xml:space="preserve"> [1]</w:t>
       </w:r>
     </w:p>
     <w:p>
@@ -1578,6 +1700,12 @@
         </w:rPr>
         <w:t>in regiunii Q</w:t>
       </w:r>
+      <w:r>
+        <w:rPr>
+          <w:lang w:val="ro-RO"/>
+        </w:rPr>
+        <w:t xml:space="preserve"> [1]</w:t>
+      </w:r>
     </w:p>
     <w:p>
       <w:pPr>
@@ -1905,14 +2033,26 @@
         <w:rPr>
           <w:lang w:val="ro-RO"/>
         </w:rPr>
-        <w:t xml:space="preserve"> sunt filtrați eliminând regiunile care sunt extrem de mari sau extrem de mici (prin impunerea unor limite absolute de arie). De asemenea, se calculează raportul de aspect </w:t>
+        <w:t xml:space="preserve"> sunt filtrați eliminând regiunile care sunt extrem de mari sau extrem de mici (prin impunerea unor limite absolute de arie)</w:t>
+      </w:r>
+      <w:r>
+        <w:rPr>
+          <w:lang w:val="ro-RO"/>
+        </w:rPr>
+        <w:t xml:space="preserve"> [3]</w:t>
+      </w:r>
+      <w:r>
+        <w:rPr>
+          <w:lang w:val="ro-RO"/>
+        </w:rPr>
+        <w:t xml:space="preserve">. De asemenea, se calculează raportul de </w:t>
       </w:r>
       <w:r>
         <w:rPr>
           <w:lang w:val="ro-RO"/>
         </w:rPr>
         <w:lastRenderedPageBreak/>
-        <w:t>(Aspect Ratio – raportul dintre lățimea și înălțimea dreptunghiului de încadrare), respingând obiectele prea alungite sau prea late, care nu respectă proporțiile tipice ale unui font.</w:t>
+        <w:t>aspect (Aspect Ratio – raportul dintre lățimea și înălțimea dreptunghiului de încadrare), respingând obiectele prea alungite sau prea late, care nu respectă proporțiile tipice ale unui font.</w:t>
       </w:r>
     </w:p>
     <w:p>
@@ -1970,13 +2110,37 @@
           <w:u w:val="single"/>
           <w:lang w:val="ro-RO"/>
         </w:rPr>
-        <w:t>lățimea relativ constantă a trasajului dintr-o literă (Stroke Width)</w:t>
+        <w:t>lățimea relativ constantă a trasajului dintr-o literă (Stroke Width</w:t>
+      </w:r>
+      <w:r>
+        <w:rPr>
+          <w:i/>
+          <w:iCs/>
+          <w:u w:val="single"/>
+          <w:lang w:val="ro-RO"/>
+        </w:rPr>
+        <w:t xml:space="preserve"> </w:t>
+      </w:r>
+      <w:r>
+        <w:rPr>
+          <w:i/>
+          <w:iCs/>
+          <w:u w:val="single"/>
+          <w:lang w:val="ro-RO"/>
+        </w:rPr>
+        <w:t>)</w:t>
       </w:r>
       <w:r>
         <w:rPr>
           <w:lang w:val="ro-RO"/>
         </w:rPr>
         <w:t>.</w:t>
+      </w:r>
+      <w:r>
+        <w:rPr>
+          <w:lang w:val="ro-RO"/>
+        </w:rPr>
+        <w:t xml:space="preserve"> [3]</w:t>
       </w:r>
       <w:r>
         <w:rPr>
@@ -2682,9 +2846,91 @@
         </w:rPr>
         <w:t xml:space="preserve"> </w:t>
       </w:r>
-      <w:r>
-        <w:t>Dacă aria dreptunghiului este prea mică (&lt;80) sau prea mare(&gt;10000), regiunea este ștearsă</w:t>
-      </w:r>
+      <w:proofErr w:type="spellStart"/>
+      <w:r>
+        <w:t>Dacă</w:t>
+      </w:r>
+      <w:proofErr w:type="spellEnd"/>
+      <w:r>
+        <w:t xml:space="preserve"> aria </w:t>
+      </w:r>
+      <w:proofErr w:type="spellStart"/>
+      <w:r>
+        <w:t>dreptunghiului</w:t>
+      </w:r>
+      <w:proofErr w:type="spellEnd"/>
+      <w:r>
+        <w:t xml:space="preserve"> </w:t>
+      </w:r>
+      <w:proofErr w:type="spellStart"/>
+      <w:r>
+        <w:t>este</w:t>
+      </w:r>
+      <w:proofErr w:type="spellEnd"/>
+      <w:r>
+        <w:t xml:space="preserve"> </w:t>
+      </w:r>
+      <w:proofErr w:type="spellStart"/>
+      <w:r>
+        <w:t>prea</w:t>
+      </w:r>
+      <w:proofErr w:type="spellEnd"/>
+      <w:r>
+        <w:t xml:space="preserve"> </w:t>
+      </w:r>
+      <w:proofErr w:type="spellStart"/>
+      <w:r>
+        <w:t>mică</w:t>
+      </w:r>
+      <w:proofErr w:type="spellEnd"/>
+      <w:r>
+        <w:t xml:space="preserve"> (&lt;80) </w:t>
+      </w:r>
+      <w:proofErr w:type="spellStart"/>
+      <w:r>
+        <w:t>sau</w:t>
+      </w:r>
+      <w:proofErr w:type="spellEnd"/>
+      <w:r>
+        <w:t xml:space="preserve"> </w:t>
+      </w:r>
+      <w:proofErr w:type="spellStart"/>
+      <w:r>
+        <w:t>prea</w:t>
+      </w:r>
+      <w:proofErr w:type="spellEnd"/>
+      <w:r>
+        <w:t xml:space="preserve"> </w:t>
+      </w:r>
+      <w:proofErr w:type="gramStart"/>
+      <w:r>
+        <w:t>mare(</w:t>
+      </w:r>
+      <w:proofErr w:type="gramEnd"/>
+      <w:r>
+        <w:t xml:space="preserve">&gt;10000), </w:t>
+      </w:r>
+      <w:proofErr w:type="spellStart"/>
+      <w:r>
+        <w:t>regiunea</w:t>
+      </w:r>
+      <w:proofErr w:type="spellEnd"/>
+      <w:r>
+        <w:t xml:space="preserve"> </w:t>
+      </w:r>
+      <w:proofErr w:type="spellStart"/>
+      <w:r>
+        <w:t>este</w:t>
+      </w:r>
+      <w:proofErr w:type="spellEnd"/>
+      <w:r>
+        <w:t xml:space="preserve"> </w:t>
+      </w:r>
+      <w:proofErr w:type="spellStart"/>
+      <w:r>
+        <w:t>ștearsă</w:t>
+      </w:r>
+      <w:proofErr w:type="spellEnd"/>
       <w:r>
         <w:t xml:space="preserve">. </w:t>
       </w:r>
@@ -3217,7 +3463,19 @@
         <w:rPr>
           <w:lang w:val="ro-RO"/>
         </w:rPr>
-        <w:t>Pentru a evalua eficiența și robustețea pipeline-ului bazat pe algoritmul MSER, testarea s-a realizat pe două categorii distincte de imagini: imagini digitale „clasice” (cu text clar și contrastant) și imagini din setul de date ICDAR 2015 („Incidental Scene Text”, capturate în medii urbane naturale).</w:t>
+        <w:t>Pentru a evalua eficiența și robustețea pipeline-ului bazat pe algoritmul MSER, testarea s-a realizat pe două categorii distincte de imagini: imagini digitale „clasice” (cu text clar și contrastant) și imagini din setul de date ICDAR 2015 („Incidental Scene Text”, capturate în medii urbane naturale)</w:t>
+      </w:r>
+      <w:r>
+        <w:rPr>
+          <w:lang w:val="ro-RO"/>
+        </w:rPr>
+        <w:t xml:space="preserve"> [4]</w:t>
+      </w:r>
+      <w:r>
+        <w:rPr>
+          <w:lang w:val="ro-RO"/>
+        </w:rPr>
+        <w:t>.</w:t>
       </w:r>
       <w:r>
         <w:rPr>
@@ -3679,14 +3937,7 @@
         <w:rPr>
           <w:lang w:val="ro-RO"/>
         </w:rPr>
-        <w:t>.</w:t>
-      </w:r>
-      <w:r>
-        <w:rPr>
-          <w:u w:val="single"/>
-          <w:lang w:val="ro-RO"/>
-        </w:rPr>
-        <w:t xml:space="preserve"> </w:t>
+        <w:t xml:space="preserve">. </w:t>
       </w:r>
       <w:r>
         <w:rPr>
@@ -3928,7 +4179,7 @@
           <w:lang w:val="ro-RO"/>
         </w:rPr>
         <w:drawing>
-          <wp:inline distT="0" distB="0" distL="0" distR="0" wp14:anchorId="4BC9B3AD" wp14:editId="303EE4CF">
+          <wp:inline distT="0" distB="0" distL="0" distR="0" wp14:anchorId="4BC9B3AD" wp14:editId="68B28C9C">
             <wp:extent cx="4733365" cy="2662518"/>
             <wp:effectExtent l="0" t="0" r="0" b="5080"/>
             <wp:docPr id="9" name="Picture 9" descr="A person on an escalator&#10;&#10;AI-generated content may be incorrect."/>
@@ -4031,7 +4282,49 @@
           <w:rFonts w:ascii="Calibri" w:eastAsia="Calibri" w:hAnsi="Calibri" w:cs="Calibri"/>
           <w:lang w:val="ro-RO"/>
         </w:rPr>
-        <w:t xml:space="preserve"> a reușit să realizeze o analiză cuprinzătoare a metodelor de detectare a regiunilor de text, demonstrând evoluția domeniului de la algoritmi bazați pe procesări geometrice la modele predictive profunde.</w:t>
+        <w:t xml:space="preserve"> a reușit să realizeze o analiză cuprinzătoare a meto</w:t>
+      </w:r>
+      <w:r>
+        <w:rPr>
+          <w:rFonts w:ascii="Calibri" w:eastAsia="Calibri" w:hAnsi="Calibri" w:cs="Calibri"/>
+          <w:lang w:val="ro-RO"/>
+        </w:rPr>
+        <w:t>dei clasice</w:t>
+      </w:r>
+      <w:r>
+        <w:rPr>
+          <w:rFonts w:ascii="Calibri" w:eastAsia="Calibri" w:hAnsi="Calibri" w:cs="Calibri"/>
+          <w:lang w:val="ro-RO"/>
+        </w:rPr>
+        <w:t xml:space="preserve"> de detectare a regiunilor de text, demonstrând </w:t>
+      </w:r>
+      <w:r>
+        <w:rPr>
+          <w:rFonts w:ascii="Calibri" w:eastAsia="Calibri" w:hAnsi="Calibri" w:cs="Calibri"/>
+          <w:lang w:val="ro-RO"/>
+        </w:rPr>
+        <w:t xml:space="preserve">necesitatea </w:t>
+      </w:r>
+      <w:r>
+        <w:rPr>
+          <w:rFonts w:ascii="Calibri" w:eastAsia="Calibri" w:hAnsi="Calibri" w:cs="Calibri"/>
+          <w:lang w:val="ro-RO"/>
+        </w:rPr>
+        <w:t>evoluți</w:t>
+      </w:r>
+      <w:r>
+        <w:rPr>
+          <w:rFonts w:ascii="Calibri" w:eastAsia="Calibri" w:hAnsi="Calibri" w:cs="Calibri"/>
+          <w:lang w:val="ro-RO"/>
+        </w:rPr>
+        <w:t>ei</w:t>
+      </w:r>
+      <w:r>
+        <w:rPr>
+          <w:rFonts w:ascii="Calibri" w:eastAsia="Calibri" w:hAnsi="Calibri" w:cs="Calibri"/>
+          <w:lang w:val="ro-RO"/>
+        </w:rPr>
+        <w:t xml:space="preserve"> domeniului de la algoritmi bazați pe procesări geometrice la modele predictive profunde.</w:t>
       </w:r>
       <w:r>
         <w:rPr>
@@ -4105,7 +4398,35 @@
           <w:rFonts w:ascii="Calibri" w:eastAsia="Calibri" w:hAnsi="Calibri" w:cs="Calibri"/>
           <w:lang w:val="ro-RO"/>
         </w:rPr>
-        <w:t>) a eliminat eficient zgomotul, oferind o localizare precisă a caracterelor. Totuși, metoda clasică și-a arătat limitele în setul de date ICDAR 2015, fiind vulnerabilă la zgomotul structural urban și la variațiile de perspectivă.</w:t>
+        <w:t>) a eliminat eficient zgomotul</w:t>
+      </w:r>
+      <w:r>
+        <w:rPr>
+          <w:rFonts w:ascii="Calibri" w:eastAsia="Calibri" w:hAnsi="Calibri" w:cs="Calibri"/>
+          <w:lang w:val="ro-RO"/>
+        </w:rPr>
+        <w:t xml:space="preserve"> [3]</w:t>
+      </w:r>
+      <w:r>
+        <w:rPr>
+          <w:rFonts w:ascii="Calibri" w:eastAsia="Calibri" w:hAnsi="Calibri" w:cs="Calibri"/>
+          <w:lang w:val="ro-RO"/>
+        </w:rPr>
+        <w:t>, oferind o localizare precisă a caracterelor. Totuși, metoda clasică și-a arătat limitele în setul de date ICDAR 2015</w:t>
+      </w:r>
+      <w:r>
+        <w:rPr>
+          <w:rFonts w:ascii="Calibri" w:eastAsia="Calibri" w:hAnsi="Calibri" w:cs="Calibri"/>
+          <w:lang w:val="ro-RO"/>
+        </w:rPr>
+        <w:t xml:space="preserve"> [4]</w:t>
+      </w:r>
+      <w:r>
+        <w:rPr>
+          <w:rFonts w:ascii="Calibri" w:eastAsia="Calibri" w:hAnsi="Calibri" w:cs="Calibri"/>
+          <w:lang w:val="ro-RO"/>
+        </w:rPr>
+        <w:t>, fiind vulnerabilă la zgomotul structural urban și la variațiile de perspectivă.</w:t>
       </w:r>
     </w:p>
     <w:p>
@@ -4127,7 +4448,7 @@
           <w:rFonts w:ascii="Calibri" w:eastAsia="Calibri" w:hAnsi="Calibri" w:cs="Calibri"/>
           <w:lang w:val="ro-RO"/>
         </w:rPr>
-        <w:t>Superioritatea modelului EAST în scene naturale:</w:t>
+        <w:t>Compromisul performanță-viteză:</w:t>
       </w:r>
     </w:p>
     <w:p>
@@ -4144,16 +4465,109 @@
           <w:rFonts w:ascii="Calibri" w:eastAsia="Calibri" w:hAnsi="Calibri" w:cs="Calibri"/>
           <w:lang w:val="ro-RO"/>
         </w:rPr>
-        <w:t>Comparația a evidențiat faptul că modelul EAST, prin arhitectura sa Fully Convolutional Network (FCN) și structura de tip U-shape, gestionează mult mai bine textul rotit sau deformat. Această robustețe se datorează capacității rețelei de a învăța trăsături semantice profunde, ignorând elementele de fundal care mimează vizual proprietățile literelor.</w:t>
-      </w:r>
-    </w:p>
-    <w:p>
-      <w:pPr>
-        <w:pStyle w:val="ListParagraph"/>
-        <w:numPr>
-          <w:ilvl w:val="0"/>
-          <w:numId w:val="21"/>
-        </w:numPr>
+        <w:t>MSER oferă o viteză de execuție remarcabilă și simplitate în implementare pentru sarcini specifice,</w:t>
+      </w:r>
+      <w:r>
+        <w:rPr>
+          <w:rFonts w:ascii="Calibri" w:eastAsia="Calibri" w:hAnsi="Calibri" w:cs="Calibri"/>
+          <w:lang w:val="ro-RO"/>
+        </w:rPr>
+        <w:t xml:space="preserve"> </w:t>
+      </w:r>
+      <w:r>
+        <w:rPr>
+          <w:rFonts w:ascii="Calibri" w:eastAsia="Calibri" w:hAnsi="Calibri" w:cs="Calibri"/>
+          <w:lang w:val="ro-RO"/>
+        </w:rPr>
+        <w:t>însă în aplicații complexe nu excelează.</w:t>
+      </w:r>
+      <w:r>
+        <w:rPr>
+          <w:rFonts w:ascii="Calibri" w:eastAsia="Calibri" w:hAnsi="Calibri" w:cs="Calibri"/>
+          <w:lang w:val="ro-RO"/>
+        </w:rPr>
+        <w:t xml:space="preserve"> </w:t>
+      </w:r>
+      <w:r>
+        <w:rPr>
+          <w:rFonts w:ascii="Calibri" w:eastAsia="Calibri" w:hAnsi="Calibri" w:cs="Calibri"/>
+          <w:lang w:val="ro-RO"/>
+        </w:rPr>
+        <w:t>În acest scop, propunem o abordare</w:t>
+      </w:r>
+      <w:r>
+        <w:rPr>
+          <w:rFonts w:ascii="Calibri" w:eastAsia="Calibri" w:hAnsi="Calibri" w:cs="Calibri"/>
+          <w:lang w:val="ro-RO"/>
+        </w:rPr>
+        <w:t xml:space="preserve"> modernă, prin folosirea deeplearning</w:t>
+      </w:r>
+      <w:r>
+        <w:rPr>
+          <w:rFonts w:ascii="Calibri" w:eastAsia="Calibri" w:hAnsi="Calibri" w:cs="Calibri"/>
+          <w:lang w:val="ro-RO"/>
+        </w:rPr>
+        <w:t>. De exemplu,</w:t>
+      </w:r>
+      <w:r>
+        <w:rPr>
+          <w:rFonts w:ascii="Calibri" w:eastAsia="Calibri" w:hAnsi="Calibri" w:cs="Calibri"/>
+          <w:lang w:val="ro-RO"/>
+        </w:rPr>
+        <w:t xml:space="preserve"> modelul EAST</w:t>
+      </w:r>
+      <w:r>
+        <w:rPr>
+          <w:rFonts w:ascii="Calibri" w:eastAsia="Calibri" w:hAnsi="Calibri" w:cs="Calibri"/>
+          <w:lang w:val="ro-RO"/>
+        </w:rPr>
+        <w:t xml:space="preserve"> [5]</w:t>
+      </w:r>
+      <w:r>
+        <w:rPr>
+          <w:rFonts w:ascii="Calibri" w:eastAsia="Calibri" w:hAnsi="Calibri" w:cs="Calibri"/>
+          <w:lang w:val="ro-RO"/>
+        </w:rPr>
+        <w:t xml:space="preserve"> reprezintă </w:t>
+      </w:r>
+      <w:r>
+        <w:rPr>
+          <w:rFonts w:ascii="Calibri" w:eastAsia="Calibri" w:hAnsi="Calibri" w:cs="Calibri"/>
+          <w:lang w:val="ro-RO"/>
+        </w:rPr>
+        <w:t xml:space="preserve">o </w:t>
+      </w:r>
+      <w:r>
+        <w:rPr>
+          <w:rFonts w:ascii="Calibri" w:eastAsia="Calibri" w:hAnsi="Calibri" w:cs="Calibri"/>
+          <w:lang w:val="ro-RO"/>
+        </w:rPr>
+        <w:t>soluți</w:t>
+      </w:r>
+      <w:r>
+        <w:rPr>
+          <w:rFonts w:ascii="Calibri" w:eastAsia="Calibri" w:hAnsi="Calibri" w:cs="Calibri"/>
+          <w:lang w:val="ro-RO"/>
+        </w:rPr>
+        <w:t>e</w:t>
+      </w:r>
+      <w:r>
+        <w:rPr>
+          <w:rFonts w:ascii="Calibri" w:eastAsia="Calibri" w:hAnsi="Calibri" w:cs="Calibri"/>
+          <w:lang w:val="ro-RO"/>
+        </w:rPr>
+        <w:t xml:space="preserve"> optimă pentru aplicații complexe „in the wild”, în ciuda necesității unor resurse computaționale mai mari pentru inferență.</w:t>
+      </w:r>
+      <w:r>
+        <w:rPr>
+          <w:rFonts w:ascii="Calibri" w:eastAsia="Calibri" w:hAnsi="Calibri" w:cs="Calibri"/>
+          <w:lang w:val="ro-RO"/>
+        </w:rPr>
+        <w:t xml:space="preserve"> </w:t>
+      </w:r>
+    </w:p>
+    <w:p>
+      <w:pPr>
         <w:spacing w:after="0"/>
         <w:jc w:val="both"/>
         <w:rPr>
@@ -4161,30 +4575,6 @@
           <w:lang w:val="ro-RO"/>
         </w:rPr>
       </w:pPr>
-      <w:r>
-        <w:rPr>
-          <w:rFonts w:ascii="Calibri" w:eastAsia="Calibri" w:hAnsi="Calibri" w:cs="Calibri"/>
-          <w:lang w:val="ro-RO"/>
-        </w:rPr>
-        <w:t>Compromisul performanță-viteză:</w:t>
-      </w:r>
-    </w:p>
-    <w:p>
-      <w:pPr>
-        <w:spacing w:after="0"/>
-        <w:jc w:val="both"/>
-        <w:rPr>
-          <w:rFonts w:ascii="Calibri" w:eastAsia="Calibri" w:hAnsi="Calibri" w:cs="Calibri"/>
-          <w:lang w:val="ro-RO"/>
-        </w:rPr>
-      </w:pPr>
-      <w:r>
-        <w:rPr>
-          <w:rFonts w:ascii="Calibri" w:eastAsia="Calibri" w:hAnsi="Calibri" w:cs="Calibri"/>
-          <w:lang w:val="ro-RO"/>
-        </w:rPr>
-        <w:t>În timp ce MSER oferă o viteză de execuție remarcabilă și simplitate în implementare pentru sarcini specifice, modelul EAST reprezintă soluția optimă pentru aplicații complexe „in the wild”, în ciuda necesității unor resurse computaționale mai mari pentru inferență.Perspective de viitorDirecțiile viitoare de dezvoltare vizează integrarea acestui sistem de detecție într-un pipeline complet de procesare a informației. O prioritate va fi cuplarea modelului EAST cu un motor OCR performant (precum Tesseract sau o rețea de tip CRNN) pentru a trece de la simpla localizare la recunoașterea textului detectat. De asemenea, se urmărește optimizarea modelului pentru rularea pe dispozitive mobile, permițând asistență în timp real pentru traduceri sau asistență vizuală în medii dinamice.</w:t>
-      </w:r>
     </w:p>
     <w:p>
       <w:pPr>
@@ -4261,11 +4651,20 @@
         <w:rPr>
           <w:rFonts w:ascii="Calibri" w:eastAsia="Calibri" w:hAnsi="Calibri" w:cs="Calibri"/>
         </w:rPr>
-        <w:t>J. Matas, O. Chum, M. Urban, T. Pajdla</w:t>
-      </w:r>
+        <w:t xml:space="preserve">J. Matas, O. Chum, M. Urban, T. </w:t>
+      </w:r>
+      <w:proofErr w:type="spellStart"/>
       <w:r>
         <w:rPr>
           <w:rFonts w:ascii="Calibri" w:eastAsia="Calibri" w:hAnsi="Calibri" w:cs="Calibri"/>
+        </w:rPr>
+        <w:t>Pajdla</w:t>
+      </w:r>
+      <w:proofErr w:type="spellEnd"/>
+      <w:proofErr w:type="gramStart"/>
+      <w:r>
+        <w:rPr>
+          <w:rFonts w:ascii="Calibri" w:eastAsia="Calibri" w:hAnsi="Calibri" w:cs="Calibri"/>
           <w:lang w:val="ro-RO"/>
         </w:rPr>
         <w:t>, ”</w:t>
@@ -4274,11 +4673,18 @@
         <w:rPr>
           <w:rFonts w:ascii="Calibri" w:eastAsia="Calibri" w:hAnsi="Calibri" w:cs="Calibri"/>
         </w:rPr>
-        <w:t>Robust Wide Baseline Stereo from Maximally Stable Extremal Regions</w:t>
-      </w:r>
+        <w:t>Robust</w:t>
+      </w:r>
+      <w:proofErr w:type="gramEnd"/>
       <w:r>
         <w:rPr>
           <w:rFonts w:ascii="Calibri" w:eastAsia="Calibri" w:hAnsi="Calibri" w:cs="Calibri"/>
+        </w:rPr>
+        <w:t xml:space="preserve"> Wide Baseline Stereo from Maximally Stable Extremal Regions</w:t>
+      </w:r>
+      <w:r>
+        <w:rPr>
+          <w:rFonts w:ascii="Calibri" w:eastAsia="Calibri" w:hAnsi="Calibri" w:cs="Calibri"/>
           <w:lang w:val="ro-RO"/>
         </w:rPr>
         <w:t>”</w:t>
@@ -4341,7 +4747,6 @@
         <w:jc w:val="both"/>
         <w:rPr>
           <w:rFonts w:ascii="Calibri" w:eastAsia="Calibri" w:hAnsi="Calibri" w:cs="Calibri"/>
-          <w:lang w:val="ro-RO"/>
         </w:rPr>
       </w:pPr>
       <w:r>
@@ -4366,7 +4771,37 @@
         <w:rPr>
           <w:rFonts w:ascii="Calibri" w:eastAsia="Calibri" w:hAnsi="Calibri" w:cs="Calibri"/>
         </w:rPr>
-        <w:t>D. Karatzas et al., "ICDAR 2015 competition on Robust Reading," 2015 13th International Conference on Document Analysis and Recognition (ICDAR), Tunis, Tunisia, 2015,</w:t>
+        <w:t xml:space="preserve">D. </w:t>
+      </w:r>
+      <w:proofErr w:type="spellStart"/>
+      <w:r>
+        <w:rPr>
+          <w:rFonts w:ascii="Calibri" w:eastAsia="Calibri" w:hAnsi="Calibri" w:cs="Calibri"/>
+        </w:rPr>
+        <w:t>Karatzas</w:t>
+      </w:r>
+      <w:proofErr w:type="spellEnd"/>
+      <w:r>
+        <w:rPr>
+          <w:rFonts w:ascii="Calibri" w:eastAsia="Calibri" w:hAnsi="Calibri" w:cs="Calibri"/>
+        </w:rPr>
+        <w:t xml:space="preserve"> et al., "ICDAR 2015 competition on Robust Reading," 2015 13th International Conference on Document Analysis and Recognition (ICDAR), Tunis, Tunisia, 2015</w:t>
+      </w:r>
+    </w:p>
+    <w:p>
+      <w:pPr>
+        <w:jc w:val="both"/>
+        <w:rPr>
+          <w:rFonts w:ascii="Calibri" w:eastAsia="Calibri" w:hAnsi="Calibri" w:cs="Calibri"/>
+          <w:lang w:val="ro-RO"/>
+        </w:rPr>
+      </w:pPr>
+      <w:r>
+        <w:rPr>
+          <w:rFonts w:ascii="Calibri" w:eastAsia="Calibri" w:hAnsi="Calibri" w:cs="Calibri"/>
+          <w:lang w:val="ro-RO"/>
+        </w:rPr>
+        <w:t>[5] X. Zhou, C. Yao, H. Wen, Y. Wang, S. Zhou, W. He, J. Liang, „EAST: An Efficient and Accurate Scene Text Detector”, Proceedings of the IEEE Conference on Computer Vision and Pattern Recognition (CVPR), 2017, pp. 5551-5560</w:t>
       </w:r>
     </w:p>
     <w:p>
